--- a/klagomål/A 43542-2025 FSC-klagomål.docx
+++ b/klagomål/A 43542-2025 FSC-klagomål.docx
@@ -713,7 +713,7 @@
     <w:r>
       <w:tab/>
       <w:tab/>
-      <w:t>2026-06-18</w:t>
+      <w:t>2026-06-19</w:t>
       <w:br/>
       <w:br/>
     </w:r>

--- a/klagomål/A 43542-2025 FSC-klagomål.docx
+++ b/klagomål/A 43542-2025 FSC-klagomål.docx
@@ -713,7 +713,7 @@
     <w:r>
       <w:tab/>
       <w:tab/>
-      <w:t>2026-06-19</w:t>
+      <w:t>2026-06-20</w:t>
       <w:br/>
       <w:br/>
     </w:r>

--- a/klagomål/A 43542-2025 FSC-klagomål.docx
+++ b/klagomål/A 43542-2025 FSC-klagomål.docx
@@ -168,38 +168,7 @@
     </w:p>
     <w:p>
       <w:r>
-        <w:t>Detta dokument behandlar höga naturvärden i avverkningsanmälan A 43542-2025 i Borgholms kommun som inkom 2025-09-11 och omfattar 2,4 ha.</w:t>
-      </w:r>
-    </w:p>
-    <w:p>
-      <w:r>
-        <w:t>Nedan presenteras fynd av naturvårdsarter som gjorts i det avverkningsanmälda området, samt relevanta utdrag ur standarderna för FSC, Chain of Custody, Controlled Wood och PEFC.</w:t>
-      </w:r>
-    </w:p>
-    <w:p>
-      <w:r>
-        <w:t>Vi förväntar oss att ni återkommer med ett skriftligt svar på vårt klagomål och även beskriver vilka korrigerande åtgärder ni satt in för att rätta till identifierade brister i er efterlevnad av den svenska FSC standarden.</w:t>
-      </w:r>
-    </w:p>
-    <w:p>
-      <w:pPr>
-        <w:pStyle w:val="Heading1"/>
-      </w:pPr>
-      <w:r>
-        <w:t>Naturvårdsarter</w:t>
-      </w:r>
-    </w:p>
-    <w:p>
-      <w:r>
-        <w:t>Inom 9 meter från avverkningsanmälan har följande 3 naturvårdsarter hittats: vårärt (NT, T), ängsskära (NT) och underviol (S, T). Av dessa är 2 rödlistade. För rödlistade arter har rödlistekategorin angivits inom parentes. Arter som är signalarter enligt Skogsstyrelsen har markerats med (S). Typiska arter inom Natura 2000 som är kopplade till skogsekosystem har markerats med (T).</w:t>
-      </w:r>
-    </w:p>
-    <w:p>
-      <w:r>
-        <w:t>De påträffade naturvårdsarterna är ett tydligt kvitto på att det rör sig om en skog med höga naturvärden.</w:t>
-      </w:r>
-      <w:r>
-        <w:t xml:space="preserve"> I Figur 1 visas fyndplatser för naturvårdsarter i området, som finns registrerade på Artportalen.</w:t>
+        <w:t>Detta klagomål behandlar höga naturvärden i avverkningsanmälan A 43542-2025 i Borgholms kommun som inkom 2025-09-11 och omfattar 2,4 ha.</w:t>
       </w:r>
     </w:p>
     <w:p>
@@ -209,7 +178,7 @@
       <w:r>
         <w:drawing>
           <wp:inline xmlns:a="http://schemas.openxmlformats.org/drawingml/2006/main" xmlns:pic="http://schemas.openxmlformats.org/drawingml/2006/picture">
-            <wp:extent cx="5450142" cy="5688000"/>
+            <wp:extent cx="5484636" cy="5724000"/>
             <wp:docPr id="1" name="Picture 1"/>
             <wp:cNvGraphicFramePr>
               <a:graphicFrameLocks noChangeAspect="1"/>
@@ -230,7 +199,7 @@
                   <pic:spPr>
                     <a:xfrm>
                       <a:off x="0" y="0"/>
-                      <a:ext cx="5450142" cy="5688000"/>
+                      <a:ext cx="5484636" cy="5724000"/>
                     </a:xfrm>
                     <a:prstGeom prst="rect"/>
                   </pic:spPr>
@@ -247,7 +216,64 @@
         <w:spacing w:after="240"/>
       </w:pPr>
       <w:r>
-        <w:t>Figur 1. Fyndplatser för naturvårdsarter inom 9 meter från avverkningsanmälan (röd linje). Markörer utan svart kant är placerade på fyndplatsen. Markörer med svart kant är placerade vid sidan av fyndplatsen och har ett svart streck som visar fyndplatsens exakta position. Kartans mittpunktskoordinat är N 6339417, E 620369 i SWEREF 99 TM.</w:t>
+        <w:t>Figur 1. Fyndplatser för naturvårdsarter inom 9 meter från avverkningsanmälan. Markörer utan svart kant är placerade på fyndplatsen. Markörer med svart kant är placerade vid sidan av fyndplatsen har ett svart streck som visar fyndplatsens exakta position. Kartans mittpunktskoordinat är N 6339417, E 620369 i SWEREF 99 TM.</w:t>
+      </w:r>
+    </w:p>
+    <w:p>
+      <w:r>
+        <w:t>Inom 9 meter från avverkningsanmälan finns fynd av 3 naturvårdsarter, varav 2 är rödlistade, 2 är typiska (T) och 1 är signalart (S): vårärt (NT, T), ängsskära (NT) och underviol (S, T). Se Figur 1.</w:t>
+      </w:r>
+    </w:p>
+    <w:p>
+      <w:r>
+        <w:t>Nedan presenteras relevanta utdrag ur standarderna för FSC, Chain of Custody, Controlled Wood och PEFC.</w:t>
+      </w:r>
+    </w:p>
+    <w:p>
+      <w:r>
+        <w:t>Vi förväntar oss att ni återkommer med ett skriftligt svar på vårt klagomål och även beskriver vilka korrigerande åtgärder ni satt in för att rätta till identifierade brister i er efterlevnad av den svenska FSC standarden.</w:t>
+      </w:r>
+    </w:p>
+    <w:p>
+      <w:pPr>
+        <w:pStyle w:val="Heading1"/>
+      </w:pPr>
+      <w:r>
+        <w:t>Naturvårdsarter och fridlysta arter</w:t>
+      </w:r>
+    </w:p>
+    <w:p>
+      <w:r>
+        <w:t>Nedan följer beskrivningar av de naturvårdsarter och fridlysta arter som har sina livsmiljöer och växtplatser i den avverkningsanmälda skogen. De påträffade naturvårdsarterna är ett tydligt kvitto på att det rör sig om en skog med höga naturvärden.</w:t>
+      </w:r>
+    </w:p>
+    <w:p>
+      <w:r>
+        <w:rPr>
+          <w:b/>
+        </w:rPr>
+        <w:t>Vårärt (NT)</w:t>
+      </w:r>
+      <w:r>
+        <w:t xml:space="preserve"> är en kalkgynnad mullväxt som är knuten till rik lundartad vegetation och har sin huvudsakliga förekomst i sydliga kalklövskogar, lövängen och hässlen. Den har även viktiga förekomster av reliktkaraktär i örtrika kalkgranskogar på frisk eller något fuktig mark i mellersta Sverige. Vårärt är en extra betydelsefull signalart i boreala och boreonemorala kalkgranskogar, då dessa förekomster nu är starkt fragmenterade och troligen visar på en flertusenårig ekologisk kontinuitet där spridning och etablering kan ha skett under postglaciala värmetiden. Arten tål inte dagens storskaliga skogsbruksmetoder och den kommer in på rödlistan för första gången 2025 till följd av en kraftig minskning (&gt;50%) i Riksskogstaxeringens data. Vårärt är typisk art för </w:t>
+      </w:r>
+      <w:r>
+        <w:rPr>
+          <w:i/>
+        </w:rPr>
+        <w:t xml:space="preserve">9050 Näringsrik granskog, 9020 Nordlig ädellövskog, 9160 Näringsrik ekskog </w:t>
+      </w:r>
+      <w:r>
+        <w:t xml:space="preserve">och </w:t>
+      </w:r>
+      <w:r>
+        <w:rPr>
+          <w:i/>
+        </w:rPr>
+        <w:t>9180 Ädellövskog i branter</w:t>
+      </w:r>
+      <w:r>
+        <w:t xml:space="preserve"> (Nitare &amp; Skogsstyrelsen, 2019; SLU Artdatabanken, 2026).</w:t>
       </w:r>
     </w:p>
     <w:p>
@@ -277,35 +303,6 @@
       </w:r>
       <w:r>
         <w:t xml:space="preserve"> (Nitare &amp; Skogsstyrelsen, 2019; SLU Artdatabanken, 2024).</w:t>
-      </w:r>
-    </w:p>
-    <w:p>
-      <w:r>
-        <w:rPr>
-          <w:b/>
-        </w:rPr>
-        <w:t>Vårärt (NT)</w:t>
-      </w:r>
-      <w:r>
-        <w:t xml:space="preserve"> är en kalkgynnad mullväxt som är knuten till rik lundartad vegetation och har sin huvudsakliga förekomst i sydliga kalklövskogar, lövängen och hässlen. Den har även viktiga förekomster av reliktkaraktär i örtrika kalkgranskogar på frisk eller något fuktig mark i mellersta Sverige. Vårärt är en extra betydelsefull signalart i boreala och boreonemorala kalkgranskogar, då dessa förekomster nu är starkt fragmenterade och troligen visar på en flertusenårig ekologisk kontinuitet där spridning och etablering kan ha skett under postglaciala värmetiden. Arten tål inte dagens storskaliga skogsbruksmetoder och den kommer in på rödlistan för första gången 2025 till följd av en kraftig minskning (&gt;50%) i Riksskogstaxeringens data. Vårärt är typisk art för </w:t>
-      </w:r>
-      <w:r>
-        <w:rPr>
-          <w:i/>
-        </w:rPr>
-        <w:t xml:space="preserve">9050 Näringsrik granskog, 9020 Nordlig ädellövskog, 9160 Näringsrik ekskog </w:t>
-      </w:r>
-      <w:r>
-        <w:t xml:space="preserve">och </w:t>
-      </w:r>
-      <w:r>
-        <w:rPr>
-          <w:i/>
-        </w:rPr>
-        <w:t>9180 Ädellövskog i branter</w:t>
-      </w:r>
-      <w:r>
-        <w:t xml:space="preserve"> (Nitare &amp; Skogsstyrelsen, 2019; SLU Artdatabanken, 2026).</w:t>
       </w:r>
     </w:p>
     <w:p>
@@ -713,7 +710,7 @@
     <w:r>
       <w:tab/>
       <w:tab/>
-      <w:t>2026-06-20</w:t>
+      <w:t>2026-06-21</w:t>
       <w:br/>
       <w:br/>
     </w:r>

--- a/klagomål/A 43542-2025 FSC-klagomål.docx
+++ b/klagomål/A 43542-2025 FSC-klagomål.docx
@@ -710,7 +710,7 @@
     <w:r>
       <w:tab/>
       <w:tab/>
-      <w:t>2026-06-21</w:t>
+      <w:t>2026-06-22</w:t>
       <w:br/>
       <w:br/>
     </w:r>

--- a/klagomål/A 43542-2025 FSC-klagomål.docx
+++ b/klagomål/A 43542-2025 FSC-klagomål.docx
@@ -710,7 +710,7 @@
     <w:r>
       <w:tab/>
       <w:tab/>
-      <w:t>2026-06-22</w:t>
+      <w:t>2026-06-23</w:t>
       <w:br/>
       <w:br/>
     </w:r>

--- a/klagomål/A 43542-2025 FSC-klagomål.docx
+++ b/klagomål/A 43542-2025 FSC-klagomål.docx
@@ -710,7 +710,7 @@
     <w:r>
       <w:tab/>
       <w:tab/>
-      <w:t>2026-06-23</w:t>
+      <w:t>2026-06-24</w:t>
       <w:br/>
       <w:br/>
     </w:r>

--- a/klagomål/A 43542-2025 FSC-klagomål.docx
+++ b/klagomål/A 43542-2025 FSC-klagomål.docx
@@ -710,7 +710,7 @@
     <w:r>
       <w:tab/>
       <w:tab/>
-      <w:t>2026-06-24</w:t>
+      <w:t>2026-06-25</w:t>
       <w:br/>
       <w:br/>
     </w:r>

--- a/klagomål/A 43542-2025 FSC-klagomål.docx
+++ b/klagomål/A 43542-2025 FSC-klagomål.docx
@@ -710,7 +710,7 @@
     <w:r>
       <w:tab/>
       <w:tab/>
-      <w:t>2026-06-25</w:t>
+      <w:t>2026-06-26</w:t>
       <w:br/>
       <w:br/>
     </w:r>

--- a/klagomål/A 43542-2025 FSC-klagomål.docx
+++ b/klagomål/A 43542-2025 FSC-klagomål.docx
@@ -710,7 +710,7 @@
     <w:r>
       <w:tab/>
       <w:tab/>
-      <w:t>2026-06-26</w:t>
+      <w:t>2026-06-27</w:t>
       <w:br/>
       <w:br/>
     </w:r>

--- a/klagomål/A 43542-2025 FSC-klagomål.docx
+++ b/klagomål/A 43542-2025 FSC-klagomål.docx
@@ -710,7 +710,7 @@
     <w:r>
       <w:tab/>
       <w:tab/>
-      <w:t>2026-06-27</w:t>
+      <w:t>2026-06-28</w:t>
       <w:br/>
       <w:br/>
     </w:r>

--- a/klagomål/A 43542-2025 FSC-klagomål.docx
+++ b/klagomål/A 43542-2025 FSC-klagomål.docx
@@ -710,7 +710,7 @@
     <w:r>
       <w:tab/>
       <w:tab/>
-      <w:t>2026-06-28</w:t>
+      <w:t>2026-06-29</w:t>
       <w:br/>
       <w:br/>
     </w:r>

--- a/klagomål/A 43542-2025 FSC-klagomål.docx
+++ b/klagomål/A 43542-2025 FSC-klagomål.docx
@@ -710,7 +710,7 @@
     <w:r>
       <w:tab/>
       <w:tab/>
-      <w:t>2026-06-29</w:t>
+      <w:t>2026-06-30</w:t>
       <w:br/>
       <w:br/>
     </w:r>

--- a/klagomål/A 43542-2025 FSC-klagomål.docx
+++ b/klagomål/A 43542-2025 FSC-klagomål.docx
@@ -710,7 +710,7 @@
     <w:r>
       <w:tab/>
       <w:tab/>
-      <w:t>2026-06-30</w:t>
+      <w:t>2026-07-01</w:t>
       <w:br/>
       <w:br/>
     </w:r>

--- a/klagomål/A 43542-2025 FSC-klagomål.docx
+++ b/klagomål/A 43542-2025 FSC-klagomål.docx
@@ -710,7 +710,7 @@
     <w:r>
       <w:tab/>
       <w:tab/>
-      <w:t>2026-07-01</w:t>
+      <w:t>2026-07-02</w:t>
       <w:br/>
       <w:br/>
     </w:r>

--- a/klagomål/A 43542-2025 FSC-klagomål.docx
+++ b/klagomål/A 43542-2025 FSC-klagomål.docx
@@ -710,7 +710,7 @@
     <w:r>
       <w:tab/>
       <w:tab/>
-      <w:t>2026-07-13</w:t>
+      <w:t>2026-07-14</w:t>
       <w:br/>
       <w:br/>
     </w:r>

--- a/klagomål/A 43542-2025 FSC-klagomål.docx
+++ b/klagomål/A 43542-2025 FSC-klagomål.docx
@@ -710,7 +710,7 @@
     <w:r>
       <w:tab/>
       <w:tab/>
-      <w:t>2026-07-14</w:t>
+      <w:t>2026-07-15</w:t>
       <w:br/>
       <w:br/>
     </w:r>

--- a/klagomål/A 43542-2025 FSC-klagomål.docx
+++ b/klagomål/A 43542-2025 FSC-klagomål.docx
@@ -710,7 +710,7 @@
     <w:r>
       <w:tab/>
       <w:tab/>
-      <w:t>2026-07-15</w:t>
+      <w:t>2026-07-16</w:t>
       <w:br/>
       <w:br/>
     </w:r>

--- a/klagomål/A 43542-2025 FSC-klagomål.docx
+++ b/klagomål/A 43542-2025 FSC-klagomål.docx
@@ -710,7 +710,7 @@
     <w:r>
       <w:tab/>
       <w:tab/>
-      <w:t>2026-07-16</w:t>
+      <w:t>2026-07-17</w:t>
       <w:br/>
       <w:br/>
     </w:r>

--- a/klagomål/A 43542-2025 FSC-klagomål.docx
+++ b/klagomål/A 43542-2025 FSC-klagomål.docx
@@ -710,7 +710,7 @@
     <w:r>
       <w:tab/>
       <w:tab/>
-      <w:t>2026-07-17</w:t>
+      <w:t>2026-07-18</w:t>
       <w:br/>
       <w:br/>
     </w:r>

--- a/klagomål/A 43542-2025 FSC-klagomål.docx
+++ b/klagomål/A 43542-2025 FSC-klagomål.docx
@@ -710,7 +710,7 @@
     <w:r>
       <w:tab/>
       <w:tab/>
-      <w:t>2026-07-18</w:t>
+      <w:t>2026-07-19</w:t>
       <w:br/>
       <w:br/>
     </w:r>

--- a/klagomål/A 43542-2025 FSC-klagomål.docx
+++ b/klagomål/A 43542-2025 FSC-klagomål.docx
@@ -710,7 +710,7 @@
     <w:r>
       <w:tab/>
       <w:tab/>
-      <w:t>2026-07-19</w:t>
+      <w:t>2026-07-20</w:t>
       <w:br/>
       <w:br/>
     </w:r>

--- a/klagomål/A 43542-2025 FSC-klagomål.docx
+++ b/klagomål/A 43542-2025 FSC-klagomål.docx
@@ -710,7 +710,7 @@
     <w:r>
       <w:tab/>
       <w:tab/>
-      <w:t>2026-07-20</w:t>
+      <w:t>2026-07-21</w:t>
       <w:br/>
       <w:br/>
     </w:r>

--- a/klagomål/A 43542-2025 FSC-klagomål.docx
+++ b/klagomål/A 43542-2025 FSC-klagomål.docx
@@ -710,7 +710,7 @@
     <w:r>
       <w:tab/>
       <w:tab/>
-      <w:t>2026-07-21</w:t>
+      <w:t>2026-07-22</w:t>
       <w:br/>
       <w:br/>
     </w:r>

--- a/klagomål/A 43542-2025 FSC-klagomål.docx
+++ b/klagomål/A 43542-2025 FSC-klagomål.docx
@@ -710,7 +710,7 @@
     <w:r>
       <w:tab/>
       <w:tab/>
-      <w:t>2026-07-22</w:t>
+      <w:t>2026-07-23</w:t>
       <w:br/>
       <w:br/>
     </w:r>

--- a/klagomål/A 43542-2025 FSC-klagomål.docx
+++ b/klagomål/A 43542-2025 FSC-klagomål.docx
@@ -710,7 +710,7 @@
     <w:r>
       <w:tab/>
       <w:tab/>
-      <w:t>2026-07-23</w:t>
+      <w:t>2026-07-24</w:t>
       <w:br/>
       <w:br/>
     </w:r>

--- a/klagomål/A 43542-2025 FSC-klagomål.docx
+++ b/klagomål/A 43542-2025 FSC-klagomål.docx
@@ -710,7 +710,7 @@
     <w:r>
       <w:tab/>
       <w:tab/>
-      <w:t>2026-07-24</w:t>
+      <w:t>2026-07-25</w:t>
       <w:br/>
       <w:br/>
     </w:r>

--- a/klagomål/A 43542-2025 FSC-klagomål.docx
+++ b/klagomål/A 43542-2025 FSC-klagomål.docx
@@ -710,7 +710,7 @@
     <w:r>
       <w:tab/>
       <w:tab/>
-      <w:t>2026-07-25</w:t>
+      <w:t>2026-07-26</w:t>
       <w:br/>
       <w:br/>
     </w:r>

--- a/klagomål/A 43542-2025 FSC-klagomål.docx
+++ b/klagomål/A 43542-2025 FSC-klagomål.docx
@@ -710,7 +710,7 @@
     <w:r>
       <w:tab/>
       <w:tab/>
-      <w:t>2026-07-26</w:t>
+      <w:t>2026-07-27</w:t>
       <w:br/>
       <w:br/>
     </w:r>

--- a/klagomål/A 43542-2025 FSC-klagomål.docx
+++ b/klagomål/A 43542-2025 FSC-klagomål.docx
@@ -710,7 +710,7 @@
     <w:r>
       <w:tab/>
       <w:tab/>
-      <w:t>2026-07-27</w:t>
+      <w:t>2026-07-28</w:t>
       <w:br/>
       <w:br/>
     </w:r>

--- a/klagomål/A 43542-2025 FSC-klagomål.docx
+++ b/klagomål/A 43542-2025 FSC-klagomål.docx
@@ -710,7 +710,7 @@
     <w:r>
       <w:tab/>
       <w:tab/>
-      <w:t>2026-07-28</w:t>
+      <w:t>2026-07-29</w:t>
       <w:br/>
       <w:br/>
     </w:r>

--- a/klagomål/A 43542-2025 FSC-klagomål.docx
+++ b/klagomål/A 43542-2025 FSC-klagomål.docx
@@ -710,7 +710,7 @@
     <w:r>
       <w:tab/>
       <w:tab/>
-      <w:t>2026-07-29</w:t>
+      <w:t>2026-07-30</w:t>
       <w:br/>
       <w:br/>
     </w:r>

--- a/klagomål/A 43542-2025 FSC-klagomål.docx
+++ b/klagomål/A 43542-2025 FSC-klagomål.docx
@@ -710,7 +710,7 @@
     <w:r>
       <w:tab/>
       <w:tab/>
-      <w:t>2026-07-30</w:t>
+      <w:t>2026-07-31</w:t>
       <w:br/>
       <w:br/>
     </w:r>

--- a/klagomål/A 43542-2025 FSC-klagomål.docx
+++ b/klagomål/A 43542-2025 FSC-klagomål.docx
@@ -710,7 +710,7 @@
     <w:r>
       <w:tab/>
       <w:tab/>
-      <w:t>2026-07-31</w:t>
+      <w:t>2026-08-01</w:t>
       <w:br/>
       <w:br/>
     </w:r>

--- a/klagomål/A 43542-2025 FSC-klagomål.docx
+++ b/klagomål/A 43542-2025 FSC-klagomål.docx
@@ -710,7 +710,7 @@
     <w:r>
       <w:tab/>
       <w:tab/>
-      <w:t>2026-08-01</w:t>
+      <w:t>2026-08-02</w:t>
       <w:br/>
       <w:br/>
     </w:r>

--- a/klagomål/A 43542-2025 FSC-klagomål.docx
+++ b/klagomål/A 43542-2025 FSC-klagomål.docx
@@ -710,7 +710,7 @@
     <w:r>
       <w:tab/>
       <w:tab/>
-      <w:t>2026-08-02</w:t>
+      <w:t>2026-08-03</w:t>
       <w:br/>
       <w:br/>
     </w:r>

--- a/klagomål/A 43542-2025 FSC-klagomål.docx
+++ b/klagomål/A 43542-2025 FSC-klagomål.docx
@@ -710,7 +710,7 @@
     <w:r>
       <w:tab/>
       <w:tab/>
-      <w:t>2026-08-03</w:t>
+      <w:t>2026-08-04</w:t>
       <w:br/>
       <w:br/>
     </w:r>

--- a/klagomål/A 43542-2025 FSC-klagomål.docx
+++ b/klagomål/A 43542-2025 FSC-klagomål.docx
@@ -710,7 +710,7 @@
     <w:r>
       <w:tab/>
       <w:tab/>
-      <w:t>2026-08-04</w:t>
+      <w:t>2026-08-05</w:t>
       <w:br/>
       <w:br/>
     </w:r>

--- a/klagomål/A 43542-2025 FSC-klagomål.docx
+++ b/klagomål/A 43542-2025 FSC-klagomål.docx
@@ -710,7 +710,7 @@
     <w:r>
       <w:tab/>
       <w:tab/>
-      <w:t>2026-08-05</w:t>
+      <w:t>2026-08-07</w:t>
       <w:br/>
       <w:br/>
     </w:r>

--- a/klagomål/A 43542-2025 FSC-klagomål.docx
+++ b/klagomål/A 43542-2025 FSC-klagomål.docx
@@ -710,7 +710,7 @@
     <w:r>
       <w:tab/>
       <w:tab/>
-      <w:t>2026-08-07</w:t>
+      <w:t>2026-08-08</w:t>
       <w:br/>
       <w:br/>
     </w:r>

--- a/klagomål/A 43542-2025 FSC-klagomål.docx
+++ b/klagomål/A 43542-2025 FSC-klagomål.docx
@@ -216,7 +216,7 @@
         <w:spacing w:after="240"/>
       </w:pPr>
       <w:r>
-        <w:t>Figur 1. Fyndplatser för naturvårdsarter inom 9 meter från avverkningsanmälan. Markörer utan svart kant är placerade på fyndplatsen. Markörer med svart kant är placerade vid sidan av fyndplatsen har ett svart streck som visar fyndplatsens exakta position. Kartans mittpunktskoordinat är N 6339417, E 620369 i SWEREF 99 TM.</w:t>
+        <w:t>Figur 1. Fyndplatser för naturvårdsarter inom 9 meter från avverkningsanmälan. Markörer utan svart kant är placerade på fyndplatsen. Markörer med svart kant är placerade vid sidan av fyndplatsen och har ett svart streck som visar fyndplatsens exakta position. Kartans mittpunktskoordinat är N 6339417, E 620369 i SWEREF 99 TM.</w:t>
       </w:r>
     </w:p>
     <w:p>
@@ -710,7 +710,7 @@
     <w:r>
       <w:tab/>
       <w:tab/>
-      <w:t>2026-08-14</w:t>
+      <w:t>2026-08-15</w:t>
       <w:br/>
       <w:br/>
     </w:r>

--- a/klagomål/A 43542-2025 FSC-klagomål.docx
+++ b/klagomål/A 43542-2025 FSC-klagomål.docx
@@ -710,7 +710,7 @@
     <w:r>
       <w:tab/>
       <w:tab/>
-      <w:t>2026-08-15</w:t>
+      <w:t>2026-08-16</w:t>
       <w:br/>
       <w:br/>
     </w:r>

--- a/klagomål/A 43542-2025 FSC-klagomål.docx
+++ b/klagomål/A 43542-2025 FSC-klagomål.docx
@@ -710,7 +710,7 @@
     <w:r>
       <w:tab/>
       <w:tab/>
-      <w:t>2026-08-16</w:t>
+      <w:t>2026-08-17</w:t>
       <w:br/>
       <w:br/>
     </w:r>

--- a/klagomål/A 43542-2025 FSC-klagomål.docx
+++ b/klagomål/A 43542-2025 FSC-klagomål.docx
@@ -710,7 +710,7 @@
     <w:r>
       <w:tab/>
       <w:tab/>
-      <w:t>2026-08-17</w:t>
+      <w:t>2026-08-18</w:t>
       <w:br/>
       <w:br/>
     </w:r>

--- a/klagomål/A 43542-2025 FSC-klagomål.docx
+++ b/klagomål/A 43542-2025 FSC-klagomål.docx
@@ -710,7 +710,7 @@
     <w:r>
       <w:tab/>
       <w:tab/>
-      <w:t>2026-08-18</w:t>
+      <w:t>2026-08-19</w:t>
       <w:br/>
       <w:br/>
     </w:r>

--- a/klagomål/A 43542-2025 FSC-klagomål.docx
+++ b/klagomål/A 43542-2025 FSC-klagomål.docx
@@ -710,7 +710,7 @@
     <w:r>
       <w:tab/>
       <w:tab/>
-      <w:t>2026-08-19</w:t>
+      <w:t>2026-08-20</w:t>
       <w:br/>
       <w:br/>
     </w:r>

--- a/klagomål/A 43542-2025 FSC-klagomål.docx
+++ b/klagomål/A 43542-2025 FSC-klagomål.docx
@@ -710,7 +710,7 @@
     <w:r>
       <w:tab/>
       <w:tab/>
-      <w:t>2026-08-20</w:t>
+      <w:t>2026-08-21</w:t>
       <w:br/>
       <w:br/>
     </w:r>

--- a/klagomål/A 43542-2025 FSC-klagomål.docx
+++ b/klagomål/A 43542-2025 FSC-klagomål.docx
@@ -710,7 +710,7 @@
     <w:r>
       <w:tab/>
       <w:tab/>
-      <w:t>2026-08-21</w:t>
+      <w:t>2026-08-22</w:t>
       <w:br/>
       <w:br/>
     </w:r>

--- a/klagomål/A 43542-2025 FSC-klagomål.docx
+++ b/klagomål/A 43542-2025 FSC-klagomål.docx
@@ -710,7 +710,7 @@
     <w:r>
       <w:tab/>
       <w:tab/>
-      <w:t>2026-08-22</w:t>
+      <w:t>2026-08-23</w:t>
       <w:br/>
       <w:br/>
     </w:r>

--- a/klagomål/A 43542-2025 FSC-klagomål.docx
+++ b/klagomål/A 43542-2025 FSC-klagomål.docx
@@ -710,7 +710,7 @@
     <w:r>
       <w:tab/>
       <w:tab/>
-      <w:t>2026-08-23</w:t>
+      <w:t>2026-08-24</w:t>
       <w:br/>
       <w:br/>
     </w:r>

--- a/klagomål/A 43542-2025 FSC-klagomål.docx
+++ b/klagomål/A 43542-2025 FSC-klagomål.docx
@@ -710,7 +710,7 @@
     <w:r>
       <w:tab/>
       <w:tab/>
-      <w:t>2026-08-24</w:t>
+      <w:t>2026-08-25</w:t>
       <w:br/>
       <w:br/>
     </w:r>

--- a/klagomål/A 43542-2025 FSC-klagomål.docx
+++ b/klagomål/A 43542-2025 FSC-klagomål.docx
@@ -710,7 +710,7 @@
     <w:r>
       <w:tab/>
       <w:tab/>
-      <w:t>2026-08-25</w:t>
+      <w:t>2026-08-26</w:t>
       <w:br/>
       <w:br/>
     </w:r>

--- a/klagomål/A 43542-2025 FSC-klagomål.docx
+++ b/klagomål/A 43542-2025 FSC-klagomål.docx
@@ -710,7 +710,7 @@
     <w:r>
       <w:tab/>
       <w:tab/>
-      <w:t>2026-08-26</w:t>
+      <w:t>2026-08-27</w:t>
       <w:br/>
       <w:br/>
     </w:r>

--- a/klagomål/A 43542-2025 FSC-klagomål.docx
+++ b/klagomål/A 43542-2025 FSC-klagomål.docx
@@ -710,7 +710,7 @@
     <w:r>
       <w:tab/>
       <w:tab/>
-      <w:t>2026-08-27</w:t>
+      <w:t>2026-08-28</w:t>
       <w:br/>
       <w:br/>
     </w:r>

--- a/klagomål/A 43542-2025 FSC-klagomål.docx
+++ b/klagomål/A 43542-2025 FSC-klagomål.docx
@@ -710,7 +710,7 @@
     <w:r>
       <w:tab/>
       <w:tab/>
-      <w:t>2026-08-28</w:t>
+      <w:t>2026-08-29</w:t>
       <w:br/>
       <w:br/>
     </w:r>

--- a/klagomål/A 43542-2025 FSC-klagomål.docx
+++ b/klagomål/A 43542-2025 FSC-klagomål.docx
@@ -710,7 +710,7 @@
     <w:r>
       <w:tab/>
       <w:tab/>
-      <w:t>2026-08-29</w:t>
+      <w:t>2026-08-31</w:t>
       <w:br/>
       <w:br/>
     </w:r>

--- a/klagomål/A 43542-2025 FSC-klagomål.docx
+++ b/klagomål/A 43542-2025 FSC-klagomål.docx
@@ -710,7 +710,7 @@
     <w:r>
       <w:tab/>
       <w:tab/>
-      <w:t>2026-08-31</w:t>
+      <w:t>2026-09-01</w:t>
       <w:br/>
       <w:br/>
     </w:r>

--- a/klagomål/A 43542-2025 FSC-klagomål.docx
+++ b/klagomål/A 43542-2025 FSC-klagomål.docx
@@ -710,7 +710,7 @@
     <w:r>
       <w:tab/>
       <w:tab/>
-      <w:t>2026-09-01</w:t>
+      <w:t>2026-09-02</w:t>
       <w:br/>
       <w:br/>
     </w:r>

--- a/klagomål/A 43542-2025 FSC-klagomål.docx
+++ b/klagomål/A 43542-2025 FSC-klagomål.docx
@@ -710,7 +710,7 @@
     <w:r>
       <w:tab/>
       <w:tab/>
-      <w:t>2026-09-02</w:t>
+      <w:t>2026-09-03</w:t>
       <w:br/>
       <w:br/>
     </w:r>

--- a/klagomål/A 43542-2025 FSC-klagomål.docx
+++ b/klagomål/A 43542-2025 FSC-klagomål.docx
@@ -710,7 +710,7 @@
     <w:r>
       <w:tab/>
       <w:tab/>
-      <w:t>2026-09-03</w:t>
+      <w:t>2026-09-04</w:t>
       <w:br/>
       <w:br/>
     </w:r>

--- a/klagomål/A 43542-2025 FSC-klagomål.docx
+++ b/klagomål/A 43542-2025 FSC-klagomål.docx
@@ -710,7 +710,7 @@
     <w:r>
       <w:tab/>
       <w:tab/>
-      <w:t>2026-09-04</w:t>
+      <w:t>2026-09-05</w:t>
       <w:br/>
       <w:br/>
     </w:r>
